--- a/_Лисенков/_Номера блоков,плат, трансформ..docx
+++ b/_Лисенков/_Номера блоков,плат, трансформ..docx
@@ -327,8 +327,6 @@
               </w:rPr>
               <w:t>3</w:t>
             </w:r>
-            <w:bookmarkStart w:id="0" w:name="_GoBack"/>
-            <w:bookmarkEnd w:id="0"/>
             <w:r>
               <w:rPr>
                 <w:b/>
@@ -1796,8 +1794,16 @@
           <w:p>
             <w:pPr>
               <w:ind w:firstLine="0"/>
-            </w:pPr>
-            <w:r>
+              <w:rPr>
+                <w:sz w:val="20"/>
+                <w:szCs w:val="20"/>
+              </w:rPr>
+            </w:pPr>
+            <w:r>
+              <w:rPr>
+                <w:sz w:val="20"/>
+                <w:szCs w:val="20"/>
+              </w:rPr>
               <w:t>Трансформатор ШЛ25×50</w:t>
             </w:r>
           </w:p>
@@ -1850,6 +1856,9 @@
         <w:tc>
           <w:tcPr>
             <w:tcW w:w="2828" w:type="dxa"/>
+            <w:tcBorders>
+              <w:bottom w:val="double" w:sz="4" w:space="0" w:color="auto"/>
+            </w:tcBorders>
           </w:tcPr>
           <w:p>
             <w:pPr>
@@ -1863,6 +1872,9 @@
         <w:tc>
           <w:tcPr>
             <w:tcW w:w="2162" w:type="dxa"/>
+            <w:tcBorders>
+              <w:bottom w:val="double" w:sz="4" w:space="0" w:color="auto"/>
+            </w:tcBorders>
           </w:tcPr>
           <w:p>
             <w:pPr>
@@ -1876,6 +1888,9 @@
         <w:tc>
           <w:tcPr>
             <w:tcW w:w="1632" w:type="dxa"/>
+            <w:tcBorders>
+              <w:bottom w:val="double" w:sz="4" w:space="0" w:color="auto"/>
+            </w:tcBorders>
           </w:tcPr>
           <w:p>
             <w:pPr>
@@ -1889,6 +1904,9 @@
         <w:tc>
           <w:tcPr>
             <w:tcW w:w="1674" w:type="dxa"/>
+            <w:tcBorders>
+              <w:bottom w:val="double" w:sz="4" w:space="0" w:color="auto"/>
+            </w:tcBorders>
           </w:tcPr>
           <w:p>
             <w:pPr>
@@ -1899,6 +1917,9 @@
         <w:tc>
           <w:tcPr>
             <w:tcW w:w="1275" w:type="dxa"/>
+            <w:tcBorders>
+              <w:bottom w:val="double" w:sz="4" w:space="0" w:color="auto"/>
+            </w:tcBorders>
           </w:tcPr>
           <w:p>
             <w:pPr>
@@ -1913,6 +1934,7 @@
             <w:tcW w:w="2828" w:type="dxa"/>
             <w:tcBorders>
               <w:top w:val="double" w:sz="4" w:space="0" w:color="auto"/>
+              <w:bottom w:val="double" w:sz="4" w:space="0" w:color="auto"/>
             </w:tcBorders>
           </w:tcPr>
           <w:p>
@@ -1931,6 +1953,7 @@
             <w:tcW w:w="2162" w:type="dxa"/>
             <w:tcBorders>
               <w:top w:val="double" w:sz="4" w:space="0" w:color="auto"/>
+              <w:bottom w:val="double" w:sz="4" w:space="0" w:color="auto"/>
             </w:tcBorders>
           </w:tcPr>
           <w:p>
@@ -1948,6 +1971,7 @@
             <w:tcW w:w="1632" w:type="dxa"/>
             <w:tcBorders>
               <w:top w:val="double" w:sz="4" w:space="0" w:color="auto"/>
+              <w:bottom w:val="double" w:sz="4" w:space="0" w:color="auto"/>
             </w:tcBorders>
           </w:tcPr>
           <w:p>
@@ -1965,6 +1989,7 @@
             <w:tcW w:w="1674" w:type="dxa"/>
             <w:tcBorders>
               <w:top w:val="double" w:sz="4" w:space="0" w:color="auto"/>
+              <w:bottom w:val="double" w:sz="4" w:space="0" w:color="auto"/>
             </w:tcBorders>
           </w:tcPr>
           <w:p>
@@ -1982,6 +2007,7 @@
             <w:tcW w:w="1275" w:type="dxa"/>
             <w:tcBorders>
               <w:top w:val="double" w:sz="4" w:space="0" w:color="auto"/>
+              <w:bottom w:val="double" w:sz="4" w:space="0" w:color="auto"/>
             </w:tcBorders>
           </w:tcPr>
           <w:p>
@@ -2014,7 +2040,15 @@
               <w:rPr>
                 <w:b/>
               </w:rPr>
-              <w:t>Дисплей</w:t>
+              <w:t>Источник-измеритель</w:t>
+            </w:r>
+          </w:p>
+          <w:p>
+            <w:pPr>
+              <w:ind w:firstLine="0"/>
+            </w:pPr>
+            <w:r>
+              <w:t>(база, подложка)</w:t>
             </w:r>
           </w:p>
         </w:tc>
@@ -2030,19 +2064,13 @@
               <w:ind w:firstLine="0"/>
             </w:pPr>
             <w:r>
-              <w:t>УШЯИ.467859.</w:t>
-            </w:r>
-            <w:r>
-              <w:rPr>
-                <w:b/>
-              </w:rPr>
-              <w:t>0</w:t>
-            </w:r>
-            <w:r>
-              <w:rPr>
-                <w:b/>
-              </w:rPr>
-              <w:t>24</w:t>
+              <w:t>УШЯИ.411618.0</w:t>
+            </w:r>
+            <w:r>
+              <w:t>2</w:t>
+            </w:r>
+            <w:r>
+              <w:t>9</w:t>
             </w:r>
           </w:p>
         </w:tc>
@@ -2057,6 +2085,8 @@
             <w:pPr>
               <w:ind w:firstLine="0"/>
             </w:pPr>
+            <w:bookmarkStart w:id="0" w:name="_GoBack"/>
+            <w:bookmarkEnd w:id="0"/>
           </w:p>
         </w:tc>
         <w:tc>
@@ -2091,83 +2121,85 @@
           <w:tcPr>
             <w:tcW w:w="2828" w:type="dxa"/>
             <w:tcBorders>
-              <w:bottom w:val="single" w:sz="4" w:space="0" w:color="auto"/>
-            </w:tcBorders>
-          </w:tcPr>
-          <w:p>
-            <w:pPr>
-              <w:ind w:firstLine="0"/>
-              <w:rPr>
-                <w:b/>
-              </w:rPr>
-            </w:pPr>
-            <w:r>
-              <w:rPr>
-                <w:b/>
-              </w:rPr>
-              <w:t>Контроллер</w:t>
-            </w:r>
+              <w:top w:val="double" w:sz="4" w:space="0" w:color="auto"/>
+            </w:tcBorders>
+          </w:tcPr>
+          <w:p>
+            <w:pPr>
+              <w:ind w:firstLine="0"/>
+              <w:rPr>
+                <w:b/>
+                <w:sz w:val="8"/>
+                <w:szCs w:val="8"/>
+              </w:rPr>
+            </w:pPr>
           </w:p>
         </w:tc>
         <w:tc>
           <w:tcPr>
             <w:tcW w:w="2162" w:type="dxa"/>
-          </w:tcPr>
-          <w:p>
-            <w:pPr>
-              <w:ind w:firstLine="0"/>
-            </w:pPr>
-            <w:r>
-              <w:t>УШЯИ.467444.</w:t>
-            </w:r>
-            <w:r>
-              <w:rPr>
-                <w:b/>
-              </w:rPr>
-              <w:t>130</w:t>
-            </w:r>
+            <w:tcBorders>
+              <w:top w:val="double" w:sz="4" w:space="0" w:color="auto"/>
+            </w:tcBorders>
+          </w:tcPr>
+          <w:p>
+            <w:pPr>
+              <w:ind w:firstLine="0"/>
+              <w:rPr>
+                <w:sz w:val="8"/>
+                <w:szCs w:val="8"/>
+              </w:rPr>
+            </w:pPr>
           </w:p>
         </w:tc>
         <w:tc>
           <w:tcPr>
             <w:tcW w:w="1632" w:type="dxa"/>
-          </w:tcPr>
-          <w:p>
-            <w:pPr>
-              <w:ind w:firstLine="0"/>
-            </w:pPr>
-            <w:r>
-              <w:t>.687264.002</w:t>
-            </w:r>
+            <w:tcBorders>
+              <w:top w:val="double" w:sz="4" w:space="0" w:color="auto"/>
+            </w:tcBorders>
+          </w:tcPr>
+          <w:p>
+            <w:pPr>
+              <w:ind w:firstLine="0"/>
+              <w:rPr>
+                <w:sz w:val="8"/>
+                <w:szCs w:val="8"/>
+              </w:rPr>
+            </w:pPr>
           </w:p>
         </w:tc>
         <w:tc>
           <w:tcPr>
             <w:tcW w:w="1674" w:type="dxa"/>
-          </w:tcPr>
-          <w:p>
-            <w:pPr>
-              <w:ind w:firstLine="0"/>
-            </w:pPr>
-            <w:r>
-              <w:t>.</w:t>
-            </w:r>
-            <w:r>
-              <w:rPr>
-                <w:b/>
-                <w:i/>
-              </w:rPr>
-              <w:t>467444.130</w:t>
-            </w:r>
+            <w:tcBorders>
+              <w:top w:val="double" w:sz="4" w:space="0" w:color="auto"/>
+            </w:tcBorders>
+          </w:tcPr>
+          <w:p>
+            <w:pPr>
+              <w:ind w:firstLine="0"/>
+              <w:rPr>
+                <w:sz w:val="8"/>
+                <w:szCs w:val="8"/>
+              </w:rPr>
+            </w:pPr>
           </w:p>
         </w:tc>
         <w:tc>
           <w:tcPr>
             <w:tcW w:w="1275" w:type="dxa"/>
-          </w:tcPr>
-          <w:p>
-            <w:pPr>
-              <w:ind w:firstLine="0"/>
+            <w:tcBorders>
+              <w:top w:val="double" w:sz="4" w:space="0" w:color="auto"/>
+            </w:tcBorders>
+          </w:tcPr>
+          <w:p>
+            <w:pPr>
+              <w:ind w:firstLine="0"/>
+              <w:rPr>
+                <w:sz w:val="8"/>
+                <w:szCs w:val="8"/>
+              </w:rPr>
             </w:pPr>
           </w:p>
         </w:tc>
@@ -2177,6 +2209,183 @@
           <w:tcPr>
             <w:tcW w:w="2828" w:type="dxa"/>
             <w:tcBorders>
+              <w:top w:val="double" w:sz="4" w:space="0" w:color="auto"/>
+            </w:tcBorders>
+          </w:tcPr>
+          <w:p>
+            <w:pPr>
+              <w:ind w:firstLine="0"/>
+              <w:rPr>
+                <w:b/>
+              </w:rPr>
+            </w:pPr>
+            <w:r>
+              <w:rPr>
+                <w:b/>
+              </w:rPr>
+              <w:t>Дисплей</w:t>
+            </w:r>
+          </w:p>
+        </w:tc>
+        <w:tc>
+          <w:tcPr>
+            <w:tcW w:w="2162" w:type="dxa"/>
+            <w:tcBorders>
+              <w:top w:val="double" w:sz="4" w:space="0" w:color="auto"/>
+            </w:tcBorders>
+          </w:tcPr>
+          <w:p>
+            <w:pPr>
+              <w:ind w:firstLine="0"/>
+            </w:pPr>
+            <w:r>
+              <w:t>УШЯИ.467859.</w:t>
+            </w:r>
+            <w:r>
+              <w:rPr>
+                <w:b/>
+              </w:rPr>
+              <w:t>0</w:t>
+            </w:r>
+            <w:r>
+              <w:rPr>
+                <w:b/>
+              </w:rPr>
+              <w:t>24</w:t>
+            </w:r>
+          </w:p>
+        </w:tc>
+        <w:tc>
+          <w:tcPr>
+            <w:tcW w:w="1632" w:type="dxa"/>
+            <w:tcBorders>
+              <w:top w:val="double" w:sz="4" w:space="0" w:color="auto"/>
+            </w:tcBorders>
+          </w:tcPr>
+          <w:p>
+            <w:pPr>
+              <w:ind w:firstLine="0"/>
+            </w:pPr>
+          </w:p>
+        </w:tc>
+        <w:tc>
+          <w:tcPr>
+            <w:tcW w:w="1674" w:type="dxa"/>
+            <w:tcBorders>
+              <w:top w:val="double" w:sz="4" w:space="0" w:color="auto"/>
+            </w:tcBorders>
+          </w:tcPr>
+          <w:p>
+            <w:pPr>
+              <w:ind w:firstLine="0"/>
+            </w:pPr>
+          </w:p>
+        </w:tc>
+        <w:tc>
+          <w:tcPr>
+            <w:tcW w:w="1275" w:type="dxa"/>
+            <w:tcBorders>
+              <w:top w:val="double" w:sz="4" w:space="0" w:color="auto"/>
+            </w:tcBorders>
+          </w:tcPr>
+          <w:p>
+            <w:pPr>
+              <w:ind w:firstLine="0"/>
+            </w:pPr>
+          </w:p>
+        </w:tc>
+      </w:tr>
+      <w:tr>
+        <w:tc>
+          <w:tcPr>
+            <w:tcW w:w="2828" w:type="dxa"/>
+            <w:tcBorders>
+              <w:bottom w:val="single" w:sz="4" w:space="0" w:color="auto"/>
+            </w:tcBorders>
+          </w:tcPr>
+          <w:p>
+            <w:pPr>
+              <w:ind w:firstLine="0"/>
+              <w:rPr>
+                <w:b/>
+              </w:rPr>
+            </w:pPr>
+            <w:r>
+              <w:rPr>
+                <w:b/>
+              </w:rPr>
+              <w:t>Контроллер</w:t>
+            </w:r>
+          </w:p>
+        </w:tc>
+        <w:tc>
+          <w:tcPr>
+            <w:tcW w:w="2162" w:type="dxa"/>
+          </w:tcPr>
+          <w:p>
+            <w:pPr>
+              <w:ind w:firstLine="0"/>
+            </w:pPr>
+            <w:r>
+              <w:t>УШЯИ.467444.</w:t>
+            </w:r>
+            <w:r>
+              <w:rPr>
+                <w:b/>
+              </w:rPr>
+              <w:t>130</w:t>
+            </w:r>
+          </w:p>
+        </w:tc>
+        <w:tc>
+          <w:tcPr>
+            <w:tcW w:w="1632" w:type="dxa"/>
+          </w:tcPr>
+          <w:p>
+            <w:pPr>
+              <w:ind w:firstLine="0"/>
+            </w:pPr>
+            <w:r>
+              <w:t>.687264.002</w:t>
+            </w:r>
+          </w:p>
+        </w:tc>
+        <w:tc>
+          <w:tcPr>
+            <w:tcW w:w="1674" w:type="dxa"/>
+          </w:tcPr>
+          <w:p>
+            <w:pPr>
+              <w:ind w:firstLine="0"/>
+            </w:pPr>
+            <w:r>
+              <w:t>.</w:t>
+            </w:r>
+            <w:r>
+              <w:rPr>
+                <w:b/>
+                <w:i/>
+              </w:rPr>
+              <w:t>467444.130</w:t>
+            </w:r>
+          </w:p>
+        </w:tc>
+        <w:tc>
+          <w:tcPr>
+            <w:tcW w:w="1275" w:type="dxa"/>
+          </w:tcPr>
+          <w:p>
+            <w:pPr>
+              <w:ind w:firstLine="0"/>
+            </w:pPr>
+          </w:p>
+        </w:tc>
+      </w:tr>
+      <w:tr>
+        <w:tc>
+          <w:tcPr>
+            <w:tcW w:w="2828" w:type="dxa"/>
+            <w:tcBorders>
               <w:bottom w:val="double" w:sz="4" w:space="0" w:color="auto"/>
             </w:tcBorders>
           </w:tcPr>
@@ -3007,8 +3216,16 @@
           <w:p>
             <w:pPr>
               <w:ind w:firstLine="0"/>
-            </w:pPr>
-            <w:r>
+              <w:rPr>
+                <w:sz w:val="20"/>
+                <w:szCs w:val="20"/>
+              </w:rPr>
+            </w:pPr>
+            <w:r>
+              <w:rPr>
+                <w:sz w:val="20"/>
+                <w:szCs w:val="20"/>
+              </w:rPr>
               <w:t>Трансформатор ШЛ16×16</w:t>
             </w:r>
           </w:p>
@@ -3070,9 +3287,15 @@
               <w:ind w:firstLine="0"/>
               <w:rPr>
                 <w:b/>
-              </w:rPr>
-            </w:pPr>
-            <w:r>
+                <w:sz w:val="20"/>
+                <w:szCs w:val="20"/>
+              </w:rPr>
+            </w:pPr>
+            <w:r>
+              <w:rPr>
+                <w:sz w:val="20"/>
+                <w:szCs w:val="20"/>
+              </w:rPr>
               <w:t>Трансформатор ШЛ25×50</w:t>
             </w:r>
           </w:p>
@@ -3142,11 +3365,16 @@
             <w:tcW w:w="2828" w:type="dxa"/>
             <w:tcBorders>
               <w:top w:val="double" w:sz="4" w:space="0" w:color="auto"/>
-            </w:tcBorders>
-          </w:tcPr>
-          <w:p>
-            <w:pPr>
-              <w:ind w:firstLine="0"/>
+              <w:bottom w:val="double" w:sz="4" w:space="0" w:color="auto"/>
+            </w:tcBorders>
+          </w:tcPr>
+          <w:p>
+            <w:pPr>
+              <w:ind w:firstLine="0"/>
+              <w:rPr>
+                <w:sz w:val="6"/>
+                <w:szCs w:val="6"/>
+              </w:rPr>
             </w:pPr>
           </w:p>
         </w:tc>
@@ -3155,11 +3383,16 @@
             <w:tcW w:w="2162" w:type="dxa"/>
             <w:tcBorders>
               <w:top w:val="double" w:sz="4" w:space="0" w:color="auto"/>
-            </w:tcBorders>
-          </w:tcPr>
-          <w:p>
-            <w:pPr>
-              <w:ind w:firstLine="0"/>
+              <w:bottom w:val="double" w:sz="4" w:space="0" w:color="auto"/>
+            </w:tcBorders>
+          </w:tcPr>
+          <w:p>
+            <w:pPr>
+              <w:ind w:firstLine="0"/>
+              <w:rPr>
+                <w:sz w:val="6"/>
+                <w:szCs w:val="6"/>
+              </w:rPr>
             </w:pPr>
           </w:p>
         </w:tc>
@@ -3168,11 +3401,16 @@
             <w:tcW w:w="1632" w:type="dxa"/>
             <w:tcBorders>
               <w:top w:val="double" w:sz="4" w:space="0" w:color="auto"/>
-            </w:tcBorders>
-          </w:tcPr>
-          <w:p>
-            <w:pPr>
-              <w:ind w:firstLine="0"/>
+              <w:bottom w:val="double" w:sz="4" w:space="0" w:color="auto"/>
+            </w:tcBorders>
+          </w:tcPr>
+          <w:p>
+            <w:pPr>
+              <w:ind w:firstLine="0"/>
+              <w:rPr>
+                <w:sz w:val="6"/>
+                <w:szCs w:val="6"/>
+              </w:rPr>
             </w:pPr>
           </w:p>
         </w:tc>
@@ -3181,11 +3419,16 @@
             <w:tcW w:w="1674" w:type="dxa"/>
             <w:tcBorders>
               <w:top w:val="double" w:sz="4" w:space="0" w:color="auto"/>
-            </w:tcBorders>
-          </w:tcPr>
-          <w:p>
-            <w:pPr>
-              <w:ind w:firstLine="0"/>
+              <w:bottom w:val="double" w:sz="4" w:space="0" w:color="auto"/>
+            </w:tcBorders>
+          </w:tcPr>
+          <w:p>
+            <w:pPr>
+              <w:ind w:firstLine="0"/>
+              <w:rPr>
+                <w:sz w:val="6"/>
+                <w:szCs w:val="6"/>
+              </w:rPr>
             </w:pPr>
           </w:p>
         </w:tc>
@@ -3194,11 +3437,16 @@
             <w:tcW w:w="1275" w:type="dxa"/>
             <w:tcBorders>
               <w:top w:val="double" w:sz="4" w:space="0" w:color="auto"/>
-            </w:tcBorders>
-          </w:tcPr>
-          <w:p>
-            <w:pPr>
-              <w:ind w:firstLine="0"/>
+              <w:bottom w:val="double" w:sz="4" w:space="0" w:color="auto"/>
+            </w:tcBorders>
+          </w:tcPr>
+          <w:p>
+            <w:pPr>
+              <w:ind w:firstLine="0"/>
+              <w:rPr>
+                <w:sz w:val="6"/>
+                <w:szCs w:val="6"/>
+              </w:rPr>
             </w:pPr>
           </w:p>
         </w:tc>
@@ -3207,6 +3455,9 @@
         <w:tc>
           <w:tcPr>
             <w:tcW w:w="2828" w:type="dxa"/>
+            <w:tcBorders>
+              <w:top w:val="double" w:sz="4" w:space="0" w:color="auto"/>
+            </w:tcBorders>
           </w:tcPr>
           <w:p>
             <w:pPr>
@@ -3226,6 +3477,9 @@
         <w:tc>
           <w:tcPr>
             <w:tcW w:w="2162" w:type="dxa"/>
+            <w:tcBorders>
+              <w:top w:val="double" w:sz="4" w:space="0" w:color="auto"/>
+            </w:tcBorders>
           </w:tcPr>
           <w:p>
             <w:pPr>
@@ -3239,6 +3493,9 @@
         <w:tc>
           <w:tcPr>
             <w:tcW w:w="1632" w:type="dxa"/>
+            <w:tcBorders>
+              <w:top w:val="double" w:sz="4" w:space="0" w:color="auto"/>
+            </w:tcBorders>
           </w:tcPr>
           <w:p>
             <w:pPr>
@@ -3249,6 +3506,9 @@
         <w:tc>
           <w:tcPr>
             <w:tcW w:w="1674" w:type="dxa"/>
+            <w:tcBorders>
+              <w:top w:val="double" w:sz="4" w:space="0" w:color="auto"/>
+            </w:tcBorders>
           </w:tcPr>
           <w:p>
             <w:pPr>
@@ -3259,6 +3519,9 @@
         <w:tc>
           <w:tcPr>
             <w:tcW w:w="1275" w:type="dxa"/>
+            <w:tcBorders>
+              <w:top w:val="double" w:sz="4" w:space="0" w:color="auto"/>
+            </w:tcBorders>
           </w:tcPr>
           <w:p>
             <w:pPr>
